--- a/uploads/answer.docx
+++ b/uploads/answer.docx
@@ -2,1184 +2,20 @@
 <file path=word/document.xml><?xml version="1.0" encoding="utf-8"?>
 <w:document xmlns:wpc="http://schemas.microsoft.com/office/word/2010/wordprocessingCanvas" xmlns:cx="http://schemas.microsoft.com/office/drawing/2014/chartex" xmlns:cx1="http://schemas.microsoft.com/office/drawing/2015/9/8/chartex" xmlns:cx2="http://schemas.microsoft.com/office/drawing/2015/10/21/chartex" xmlns:cx3="http://schemas.microsoft.com/office/drawing/2016/5/9/chartex" xmlns:cx4="http://schemas.microsoft.com/office/drawing/2016/5/10/chartex" xmlns:cx5="http://schemas.microsoft.com/office/drawing/2016/5/11/chartex" xmlns:cx6="http://schemas.microsoft.com/office/drawing/2016/5/12/chartex" xmlns:cx7="http://schemas.microsoft.com/office/drawing/2016/5/13/chartex" xmlns:cx8="http://schemas.microsoft.com/office/drawing/2016/5/14/chartex" xmlns:mc="http://schemas.openxmlformats.org/markup-compatibility/2006" xmlns:aink="http://schemas.microsoft.com/office/drawing/2016/ink" xmlns:am3d="http://schemas.microsoft.com/office/drawing/2017/model3d" xmlns:o="urn:schemas-microsoft-com:office:office" xmlns:oel="http://schemas.microsoft.com/office/2019/extlst" xmlns:r="http://schemas.openxmlformats.org/officeDocument/2006/relationships" xmlns:m="http://schemas.openxmlformats.org/officeDocument/2006/math" xmlns:v="urn:schemas-microsoft-com:vml" xmlns:wp14="http://schemas.microsoft.com/office/word/2010/wordprocessingDrawing" xmlns:wp="http://schemas.openxmlformats.org/drawingml/2006/wordprocessingDrawing" xmlns:w10="urn:schemas-microsoft-com:office:word" xmlns:w="http://schemas.openxmlformats.org/wordprocessingml/2006/main" xmlns:w14="http://schemas.microsoft.com/office/word/2010/wordml" xmlns:w15="http://schemas.microsoft.com/office/word/2012/wordml" xmlns:w16cex="http://schemas.microsoft.com/office/word/2018/wordml/cex" xmlns:w16cid="http://schemas.microsoft.com/office/word/2016/wordml/cid" xmlns:w16="http://schemas.microsoft.com/office/word/2018/wordml" xmlns:w16du="http://schemas.microsoft.com/office/word/2023/wordml/word16du" xmlns:w16sdtdh="http://schemas.microsoft.com/office/word/2020/wordml/sdtdatahash" xmlns:w16sdtfl="http://schemas.microsoft.com/office/word/2024/wordml/sdtformatlock" xmlns:w16se="http://schemas.microsoft.com/office/word/2015/wordml/symex" xmlns:wpg="http://schemas.microsoft.com/office/word/2010/wordprocessingGroup" xmlns:wpi="http://schemas.microsoft.com/office/word/2010/wordprocessingInk" xmlns:wne="http://schemas.microsoft.com/office/word/2006/wordml" xmlns:wps="http://schemas.microsoft.com/office/word/2010/wordprocessingShape" mc:Ignorable="w14 w15 w16se w16cid w16 w16cex w16sdtdh w16sdtfl w16du wp14">
   <w:body>
-    <w:p>
-      <w:pPr>
-        <w:rPr>
-          <w:lang w:val="en-US"/>
-        </w:rPr>
-      </w:pPr>
-      <w:r>
-        <w:rPr>
-          <w:lang w:val="en-US"/>
-        </w:rPr>
-        <w:t>That excel I use to print 2 full trip data. So that I will cut in half and stamp in the specific documents matching the data.</w:t>
-      </w:r>
-    </w:p>
-    <w:p>
-      <w:pPr>
-        <w:rPr>
-          <w:lang w:val="en-US"/>
-        </w:rPr>
-      </w:pPr>
-      <w:r>
-        <w:rPr>
-          <w:lang w:val="en-US"/>
-        </w:rPr>
-        <w:t>By the way I forgot another important data named ‘Trip ticket no.’. Please add this in GUI.</w:t>
-      </w:r>
-      <w:r>
-        <w:rPr>
-          <w:lang w:val="en-US"/>
-        </w:rPr>
-        <w:br/>
-      </w:r>
-      <w:r>
-        <w:rPr>
-          <w:lang w:val="en-US"/>
-        </w:rPr>
-        <w:br/>
-        <w:t>My plan is, after successful “confirm” in GUI, we put the data on specific cells</w:t>
-      </w:r>
-    </w:p>
-    <w:p>
-      <w:pPr>
-        <w:rPr>
-          <w:lang w:val="en-US"/>
-        </w:rPr>
-      </w:pPr>
-      <w:r>
-        <w:rPr>
-          <w:lang w:val="en-US"/>
-        </w:rPr>
-        <w:t>For the 1</w:t>
-      </w:r>
-      <w:r>
-        <w:rPr>
-          <w:vertAlign w:val="superscript"/>
-          <w:lang w:val="en-US"/>
-        </w:rPr>
-        <w:t>st</w:t>
-      </w:r>
-      <w:r>
-        <w:rPr>
-          <w:lang w:val="en-US"/>
-        </w:rPr>
-        <w:t xml:space="preserve"> confirm trip,</w:t>
-      </w:r>
-      <w:r>
-        <w:rPr>
-          <w:lang w:val="en-US"/>
-        </w:rPr>
-        <w:br/>
-      </w:r>
-    </w:p>
-    <w:p>
-      <w:pPr>
-        <w:rPr>
-          <w:lang w:val="en-US"/>
-        </w:rPr>
-      </w:pPr>
-      <w:r>
-        <w:rPr>
-          <w:lang w:val="en-US"/>
-        </w:rPr>
-        <w:t>We put:</w:t>
-      </w:r>
-      <w:r>
-        <w:rPr>
-          <w:lang w:val="en-US"/>
-        </w:rPr>
-        <w:t xml:space="preserve"> </w:t>
-      </w:r>
-    </w:p>
-    <w:p>
-      <w:pPr>
-        <w:pStyle w:val="ListParagraph"/>
-        <w:numPr>
-          <w:ilvl w:val="0"/>
-          <w:numId w:val="16"/>
-        </w:numPr>
-        <w:rPr>
-          <w:lang w:val="en-US"/>
-        </w:rPr>
-      </w:pPr>
-      <w:r>
-        <w:rPr>
-          <w:lang w:val="en-US"/>
-        </w:rPr>
-        <w:t xml:space="preserve">waybill </w:t>
-      </w:r>
-      <w:r>
-        <w:rPr>
-          <w:lang w:val="en-US"/>
-        </w:rPr>
-        <w:t>at</w:t>
-      </w:r>
-      <w:r>
-        <w:rPr>
-          <w:lang w:val="en-US"/>
-        </w:rPr>
-        <w:t xml:space="preserve"> N2</w:t>
-      </w:r>
-    </w:p>
-    <w:p>
-      <w:pPr>
-        <w:pStyle w:val="ListParagraph"/>
-        <w:numPr>
-          <w:ilvl w:val="0"/>
-          <w:numId w:val="16"/>
-        </w:numPr>
-        <w:rPr>
-          <w:lang w:val="en-US"/>
-        </w:rPr>
-      </w:pPr>
-      <w:r>
-        <w:rPr>
-          <w:lang w:val="en-US"/>
-        </w:rPr>
-        <w:t>date at M4</w:t>
-      </w:r>
-    </w:p>
-    <w:p>
-      <w:pPr>
-        <w:pStyle w:val="ListParagraph"/>
-        <w:numPr>
-          <w:ilvl w:val="0"/>
-          <w:numId w:val="16"/>
-        </w:numPr>
-        <w:rPr>
-          <w:lang w:val="en-US"/>
-        </w:rPr>
-      </w:pPr>
-      <w:r>
-        <w:rPr>
-          <w:lang w:val="en-US"/>
-        </w:rPr>
-        <w:t>plate no. at G5</w:t>
-      </w:r>
-    </w:p>
-    <w:p>
-      <w:pPr>
-        <w:pStyle w:val="ListParagraph"/>
-        <w:numPr>
-          <w:ilvl w:val="0"/>
-          <w:numId w:val="16"/>
-        </w:numPr>
-        <w:rPr>
-          <w:lang w:val="en-US"/>
-        </w:rPr>
-      </w:pPr>
-      <w:r>
-        <w:rPr>
-          <w:lang w:val="en-US"/>
-        </w:rPr>
-        <w:t>origin at P1</w:t>
-      </w:r>
-    </w:p>
-    <w:p>
-      <w:pPr>
-        <w:pStyle w:val="ListParagraph"/>
-        <w:numPr>
-          <w:ilvl w:val="0"/>
-          <w:numId w:val="16"/>
-        </w:numPr>
-        <w:rPr>
-          <w:lang w:val="en-US"/>
-        </w:rPr>
-      </w:pPr>
-      <w:r>
-        <w:rPr>
-          <w:lang w:val="en-US"/>
-        </w:rPr>
-        <w:t xml:space="preserve">trip ticket at </w:t>
-      </w:r>
-      <w:r>
-        <w:rPr>
-          <w:lang w:val="en-US"/>
-        </w:rPr>
-        <w:t>J</w:t>
-      </w:r>
-      <w:r>
-        <w:rPr>
-          <w:lang w:val="en-US"/>
-        </w:rPr>
-        <w:t>11</w:t>
-      </w:r>
-    </w:p>
-    <w:p>
-      <w:pPr>
-        <w:pStyle w:val="ListParagraph"/>
-        <w:numPr>
-          <w:ilvl w:val="0"/>
-          <w:numId w:val="16"/>
-        </w:numPr>
-        <w:rPr>
-          <w:lang w:val="en-US"/>
-        </w:rPr>
-      </w:pPr>
-      <w:r>
-        <w:rPr>
-          <w:lang w:val="en-US"/>
-        </w:rPr>
-        <w:t>reference no. at D11</w:t>
-      </w:r>
-    </w:p>
-    <w:p>
-      <w:pPr>
-        <w:pStyle w:val="ListParagraph"/>
-        <w:rPr>
-          <w:lang w:val="en-US"/>
-        </w:rPr>
-      </w:pPr>
-      <w:r>
-        <w:rPr>
-          <w:lang w:val="en-US"/>
-        </w:rPr>
-        <w:t>(Reference no. sometimes has multiple entries, I think if its more than 3, we put ‘…’ and slash in-between. Example: V2354, V1234, LTF5644, G1050 -&gt; V2354/V1234/LTF5644…</w:t>
-      </w:r>
-      <w:r>
-        <w:rPr>
-          <w:lang w:val="en-US"/>
-        </w:rPr>
-        <w:t>)</w:t>
-      </w:r>
-    </w:p>
-    <w:p>
-      <w:pPr>
-        <w:pStyle w:val="ListParagraph"/>
-        <w:numPr>
-          <w:ilvl w:val="0"/>
-          <w:numId w:val="16"/>
-        </w:numPr>
-        <w:rPr>
-          <w:lang w:val="en-US"/>
-        </w:rPr>
-      </w:pPr>
-      <w:r>
-        <w:rPr>
-          <w:lang w:val="en-US"/>
-        </w:rPr>
-        <w:t>seal no</w:t>
-      </w:r>
-      <w:r>
-        <w:rPr>
-          <w:lang w:val="en-US"/>
-        </w:rPr>
-        <w:t>.</w:t>
-      </w:r>
-      <w:r>
-        <w:rPr>
-          <w:lang w:val="en-US"/>
-        </w:rPr>
-        <w:t xml:space="preserve"> at </w:t>
-      </w:r>
-      <w:r>
-        <w:rPr>
-          <w:lang w:val="en-US"/>
-        </w:rPr>
-        <w:t>I12 for 1</w:t>
-      </w:r>
-      <w:r>
-        <w:rPr>
-          <w:vertAlign w:val="superscript"/>
-          <w:lang w:val="en-US"/>
-        </w:rPr>
-        <w:t>st</w:t>
-      </w:r>
-      <w:r>
-        <w:rPr>
-          <w:lang w:val="en-US"/>
-        </w:rPr>
-        <w:t xml:space="preserve"> entry, J12 for 2</w:t>
-      </w:r>
-      <w:r>
-        <w:rPr>
-          <w:vertAlign w:val="superscript"/>
-          <w:lang w:val="en-US"/>
-        </w:rPr>
-        <w:t>nd</w:t>
-      </w:r>
-      <w:r>
-        <w:rPr>
-          <w:lang w:val="en-US"/>
-        </w:rPr>
-        <w:t xml:space="preserve"> entry(optional)</w:t>
-      </w:r>
-    </w:p>
-    <w:p>
-      <w:pPr>
-        <w:pStyle w:val="ListParagraph"/>
-        <w:rPr>
-          <w:lang w:val="en-US"/>
-        </w:rPr>
-      </w:pPr>
-      <w:r>
-        <w:rPr>
-          <w:lang w:val="en-US"/>
-        </w:rPr>
-        <w:t>(Seal no. sometimes has two entries since some of our trucks has two doors and some of them has only back door.)</w:t>
-      </w:r>
-    </w:p>
-    <w:p>
-      <w:pPr>
-        <w:pStyle w:val="ListParagraph"/>
-        <w:numPr>
-          <w:ilvl w:val="0"/>
-          <w:numId w:val="16"/>
-        </w:numPr>
-        <w:rPr>
-          <w:lang w:val="en-US"/>
-        </w:rPr>
-      </w:pPr>
-      <w:r>
-        <w:rPr>
-          <w:lang w:val="en-US"/>
-        </w:rPr>
-        <w:t>total blocks at C17</w:t>
-      </w:r>
-    </w:p>
-    <w:p>
-      <w:pPr>
-        <w:pStyle w:val="ListParagraph"/>
-        <w:numPr>
-          <w:ilvl w:val="0"/>
-          <w:numId w:val="16"/>
-        </w:numPr>
-        <w:rPr>
-          <w:lang w:val="en-US"/>
-        </w:rPr>
-      </w:pPr>
-      <w:r>
-        <w:rPr>
-          <w:lang w:val="en-US"/>
-        </w:rPr>
-        <w:t>Driver name at C5</w:t>
-      </w:r>
-    </w:p>
-    <w:p>
-      <w:pPr>
-        <w:pStyle w:val="ListParagraph"/>
-        <w:numPr>
-          <w:ilvl w:val="0"/>
-          <w:numId w:val="16"/>
-        </w:numPr>
-        <w:rPr>
-          <w:lang w:val="en-US"/>
-        </w:rPr>
-      </w:pPr>
-      <w:r>
-        <w:rPr>
-          <w:lang w:val="en-US"/>
-        </w:rPr>
-        <w:t>Helper 1 at J5</w:t>
-      </w:r>
-    </w:p>
-    <w:p>
-      <w:pPr>
-        <w:pStyle w:val="ListParagraph"/>
-        <w:numPr>
-          <w:ilvl w:val="0"/>
-          <w:numId w:val="16"/>
-        </w:numPr>
-        <w:rPr>
-          <w:lang w:val="en-US"/>
-        </w:rPr>
-      </w:pPr>
-      <w:r>
-        <w:rPr>
-          <w:lang w:val="en-US"/>
-        </w:rPr>
-        <w:t>Helper 2 at K5</w:t>
-      </w:r>
-    </w:p>
-    <w:p>
-      <w:pPr>
-        <w:rPr>
-          <w:lang w:val="en-US"/>
-        </w:rPr>
-      </w:pPr>
-    </w:p>
-    <w:p>
-      <w:pPr>
-        <w:rPr>
-          <w:lang w:val="en-US"/>
-        </w:rPr>
-      </w:pPr>
-      <w:r>
-        <w:rPr>
-          <w:lang w:val="en-US"/>
-        </w:rPr>
-        <w:t>After fill up the 1</w:t>
-      </w:r>
-      <w:r>
-        <w:rPr>
-          <w:vertAlign w:val="superscript"/>
-          <w:lang w:val="en-US"/>
-        </w:rPr>
-        <w:t>st</w:t>
-      </w:r>
-      <w:r>
-        <w:rPr>
-          <w:lang w:val="en-US"/>
-        </w:rPr>
-        <w:t xml:space="preserve"> trip (upper part), go to ‘WAYBILL RECORD.xlsx’ next to 02417 where empty C column cell found, write</w:t>
-      </w:r>
-      <w:r>
-        <w:rPr>
-          <w:lang w:val="en-US"/>
-        </w:rPr>
-        <w:t>/fill up</w:t>
-      </w:r>
-      <w:r>
-        <w:rPr>
-          <w:lang w:val="en-US"/>
-        </w:rPr>
-        <w:t xml:space="preserve"> the following:</w:t>
-      </w:r>
-    </w:p>
-    <w:p>
-      <w:pPr>
-        <w:pStyle w:val="ListParagraph"/>
-        <w:numPr>
-          <w:ilvl w:val="0"/>
-          <w:numId w:val="18"/>
-        </w:numPr>
-        <w:rPr>
-          <w:lang w:val="en-US"/>
-        </w:rPr>
-      </w:pPr>
-      <w:r>
-        <w:rPr>
-          <w:lang w:val="en-US"/>
-        </w:rPr>
-        <w:t xml:space="preserve">C column -&gt; </w:t>
-      </w:r>
-      <w:r>
-        <w:rPr>
-          <w:lang w:val="en-US"/>
-        </w:rPr>
-        <w:t>only “TRANSFER”</w:t>
-      </w:r>
-    </w:p>
-    <w:p>
-      <w:pPr>
-        <w:pStyle w:val="ListParagraph"/>
-        <w:numPr>
-          <w:ilvl w:val="0"/>
-          <w:numId w:val="18"/>
-        </w:numPr>
-        <w:rPr>
-          <w:lang w:val="en-US"/>
-        </w:rPr>
-      </w:pPr>
-      <w:r>
-        <w:rPr>
-          <w:lang w:val="en-US"/>
-        </w:rPr>
-        <w:t>D column -&gt; total blocks</w:t>
-      </w:r>
-    </w:p>
-    <w:p>
-      <w:pPr>
-        <w:pStyle w:val="ListParagraph"/>
-        <w:numPr>
-          <w:ilvl w:val="0"/>
-          <w:numId w:val="18"/>
-        </w:numPr>
-        <w:rPr>
-          <w:lang w:val="en-US"/>
-        </w:rPr>
-      </w:pPr>
-      <w:r>
-        <w:rPr>
-          <w:lang w:val="en-US"/>
-        </w:rPr>
-        <w:t>E column -&gt; trip ticket</w:t>
-      </w:r>
-    </w:p>
-    <w:p>
-      <w:pPr>
-        <w:pStyle w:val="ListParagraph"/>
-        <w:numPr>
-          <w:ilvl w:val="0"/>
-          <w:numId w:val="18"/>
-        </w:numPr>
-        <w:rPr>
-          <w:lang w:val="en-US"/>
-        </w:rPr>
-      </w:pPr>
-      <w:r>
-        <w:rPr>
-          <w:lang w:val="en-US"/>
-        </w:rPr>
-        <w:t>G column -&gt; Date</w:t>
-      </w:r>
-    </w:p>
-    <w:p>
-      <w:pPr>
-        <w:pStyle w:val="ListParagraph"/>
-        <w:numPr>
-          <w:ilvl w:val="0"/>
-          <w:numId w:val="18"/>
-        </w:numPr>
-        <w:rPr>
-          <w:lang w:val="en-US"/>
-        </w:rPr>
-      </w:pPr>
-      <w:r>
-        <w:rPr>
-          <w:lang w:val="en-US"/>
-        </w:rPr>
-        <w:t>I column -&gt; driver</w:t>
-      </w:r>
-    </w:p>
-    <w:p>
-      <w:pPr>
-        <w:pStyle w:val="ListParagraph"/>
-        <w:numPr>
-          <w:ilvl w:val="0"/>
-          <w:numId w:val="18"/>
-        </w:numPr>
-        <w:rPr>
-          <w:lang w:val="en-US"/>
-        </w:rPr>
-      </w:pPr>
-      <w:r>
-        <w:rPr>
-          <w:lang w:val="en-US"/>
-        </w:rPr>
-        <w:t>J column -&gt; helper1</w:t>
-      </w:r>
-    </w:p>
-    <w:p>
-      <w:pPr>
-        <w:pStyle w:val="ListParagraph"/>
-        <w:numPr>
-          <w:ilvl w:val="0"/>
-          <w:numId w:val="18"/>
-        </w:numPr>
-        <w:rPr>
-          <w:lang w:val="en-US"/>
-        </w:rPr>
-      </w:pPr>
-      <w:r>
-        <w:rPr>
-          <w:lang w:val="en-US"/>
-        </w:rPr>
-        <w:t>K column -&gt; helper2</w:t>
-      </w:r>
-    </w:p>
-    <w:p>
-      <w:pPr>
-        <w:pStyle w:val="ListParagraph"/>
-        <w:numPr>
-          <w:ilvl w:val="0"/>
-          <w:numId w:val="18"/>
-        </w:numPr>
-        <w:rPr>
-          <w:lang w:val="en-US"/>
-        </w:rPr>
-      </w:pPr>
-      <w:r>
-        <w:rPr>
-          <w:lang w:val="en-US"/>
-        </w:rPr>
-        <w:lastRenderedPageBreak/>
-        <w:t>L column -&gt; origin</w:t>
-      </w:r>
-    </w:p>
-    <w:p>
-      <w:pPr>
-        <w:rPr>
-          <w:lang w:val="en-US"/>
-        </w:rPr>
-      </w:pPr>
-    </w:p>
-    <w:p>
-      <w:pPr>
-        <w:rPr>
-          <w:lang w:val="en-US"/>
-        </w:rPr>
-      </w:pPr>
-      <w:r>
-        <w:rPr>
-          <w:lang w:val="en-US"/>
-        </w:rPr>
-        <w:t>After successful write, ask the user(me) to fill up 2</w:t>
-      </w:r>
-      <w:r>
-        <w:rPr>
-          <w:vertAlign w:val="superscript"/>
-          <w:lang w:val="en-US"/>
-        </w:rPr>
-        <w:t>nd</w:t>
-      </w:r>
-      <w:r>
-        <w:rPr>
-          <w:lang w:val="en-US"/>
-        </w:rPr>
-        <w:t xml:space="preserve"> trip. And after successful ‘confirm’,</w:t>
-      </w:r>
-    </w:p>
-    <w:p>
-      <w:pPr>
-        <w:rPr>
-          <w:lang w:val="en-US"/>
-        </w:rPr>
-      </w:pPr>
-      <w:r>
-        <w:rPr>
-          <w:lang w:val="en-US"/>
-        </w:rPr>
-        <w:t>We put:</w:t>
-      </w:r>
-    </w:p>
-    <w:p>
-      <w:pPr>
-        <w:rPr>
-          <w:lang w:val="en-US"/>
-        </w:rPr>
-      </w:pPr>
-      <w:r>
-        <w:rPr>
-          <w:lang w:val="en-US"/>
-        </w:rPr>
-        <w:t>We put:</w:t>
-      </w:r>
-      <w:r>
-        <w:rPr>
-          <w:lang w:val="en-US"/>
-        </w:rPr>
-        <w:t xml:space="preserve"> </w:t>
-      </w:r>
-    </w:p>
-    <w:p>
-      <w:pPr>
-        <w:pStyle w:val="ListParagraph"/>
-        <w:numPr>
-          <w:ilvl w:val="0"/>
-          <w:numId w:val="16"/>
-        </w:numPr>
-        <w:rPr>
-          <w:lang w:val="en-US"/>
-        </w:rPr>
-      </w:pPr>
-      <w:r>
-        <w:rPr>
-          <w:lang w:val="en-US"/>
-        </w:rPr>
-        <w:t xml:space="preserve">waybill </w:t>
-      </w:r>
-      <w:r>
-        <w:rPr>
-          <w:lang w:val="en-US"/>
-        </w:rPr>
-        <w:t>at</w:t>
-      </w:r>
-      <w:r>
-        <w:rPr>
-          <w:lang w:val="en-US"/>
-        </w:rPr>
-        <w:t xml:space="preserve"> N2</w:t>
-      </w:r>
-      <w:r>
-        <w:rPr>
-          <w:lang w:val="en-US"/>
-        </w:rPr>
-        <w:t>8</w:t>
-      </w:r>
-    </w:p>
-    <w:p>
-      <w:pPr>
-        <w:pStyle w:val="ListParagraph"/>
-        <w:numPr>
-          <w:ilvl w:val="0"/>
-          <w:numId w:val="16"/>
-        </w:numPr>
-        <w:rPr>
-          <w:lang w:val="en-US"/>
-        </w:rPr>
-      </w:pPr>
-      <w:r>
-        <w:rPr>
-          <w:lang w:val="en-US"/>
-        </w:rPr>
-        <w:t>date at M</w:t>
-      </w:r>
-      <w:r>
-        <w:rPr>
-          <w:lang w:val="en-US"/>
-        </w:rPr>
-        <w:t>30</w:t>
-      </w:r>
-    </w:p>
-    <w:p>
-      <w:pPr>
-        <w:pStyle w:val="ListParagraph"/>
-        <w:numPr>
-          <w:ilvl w:val="0"/>
-          <w:numId w:val="16"/>
-        </w:numPr>
-        <w:rPr>
-          <w:lang w:val="en-US"/>
-        </w:rPr>
-      </w:pPr>
-      <w:r>
-        <w:rPr>
-          <w:lang w:val="en-US"/>
-        </w:rPr>
-        <w:t>plate no. at G</w:t>
-      </w:r>
-      <w:r>
-        <w:rPr>
-          <w:lang w:val="en-US"/>
-        </w:rPr>
-        <w:t>31</w:t>
-      </w:r>
-    </w:p>
-    <w:p>
-      <w:pPr>
-        <w:pStyle w:val="ListParagraph"/>
-        <w:numPr>
-          <w:ilvl w:val="0"/>
-          <w:numId w:val="16"/>
-        </w:numPr>
-        <w:rPr>
-          <w:lang w:val="en-US"/>
-        </w:rPr>
-      </w:pPr>
-      <w:r>
-        <w:rPr>
-          <w:lang w:val="en-US"/>
-        </w:rPr>
-        <w:t>origin at P</w:t>
-      </w:r>
-      <w:r>
-        <w:rPr>
-          <w:lang w:val="en-US"/>
-        </w:rPr>
-        <w:t>27</w:t>
-      </w:r>
-    </w:p>
-    <w:p>
-      <w:pPr>
-        <w:pStyle w:val="ListParagraph"/>
-        <w:numPr>
-          <w:ilvl w:val="0"/>
-          <w:numId w:val="16"/>
-        </w:numPr>
-        <w:rPr>
-          <w:lang w:val="en-US"/>
-        </w:rPr>
-      </w:pPr>
-      <w:r>
-        <w:rPr>
-          <w:lang w:val="en-US"/>
-        </w:rPr>
-        <w:t xml:space="preserve">trip ticket at </w:t>
-      </w:r>
-      <w:r>
-        <w:rPr>
-          <w:lang w:val="en-US"/>
-        </w:rPr>
-        <w:t>J</w:t>
-      </w:r>
-      <w:r>
-        <w:rPr>
-          <w:lang w:val="en-US"/>
-        </w:rPr>
-        <w:t>37</w:t>
-      </w:r>
-    </w:p>
-    <w:p>
-      <w:pPr>
-        <w:pStyle w:val="ListParagraph"/>
-        <w:numPr>
-          <w:ilvl w:val="0"/>
-          <w:numId w:val="16"/>
-        </w:numPr>
-        <w:rPr>
-          <w:lang w:val="en-US"/>
-        </w:rPr>
-      </w:pPr>
-      <w:r>
-        <w:rPr>
-          <w:lang w:val="en-US"/>
-        </w:rPr>
-        <w:t>reference no. at D</w:t>
-      </w:r>
-      <w:r>
-        <w:rPr>
-          <w:lang w:val="en-US"/>
-        </w:rPr>
-        <w:t>37</w:t>
-      </w:r>
-    </w:p>
-    <w:p>
-      <w:pPr>
-        <w:pStyle w:val="ListParagraph"/>
-        <w:numPr>
-          <w:ilvl w:val="0"/>
-          <w:numId w:val="16"/>
-        </w:numPr>
-        <w:rPr>
-          <w:lang w:val="en-US"/>
-        </w:rPr>
-      </w:pPr>
-      <w:r>
-        <w:rPr>
-          <w:lang w:val="en-US"/>
-        </w:rPr>
-        <w:t>seal no. at I</w:t>
-      </w:r>
-      <w:r>
-        <w:rPr>
-          <w:lang w:val="en-US"/>
-        </w:rPr>
-        <w:t>38</w:t>
-      </w:r>
-      <w:r>
-        <w:rPr>
-          <w:lang w:val="en-US"/>
-        </w:rPr>
-        <w:t xml:space="preserve"> for 1</w:t>
-      </w:r>
-      <w:r>
-        <w:rPr>
-          <w:vertAlign w:val="superscript"/>
-          <w:lang w:val="en-US"/>
-        </w:rPr>
-        <w:t>st</w:t>
-      </w:r>
-      <w:r>
-        <w:rPr>
-          <w:lang w:val="en-US"/>
-        </w:rPr>
-        <w:t xml:space="preserve"> entry, J</w:t>
-      </w:r>
-      <w:r>
-        <w:rPr>
-          <w:lang w:val="en-US"/>
-        </w:rPr>
-        <w:t>38</w:t>
-      </w:r>
-      <w:r>
-        <w:rPr>
-          <w:lang w:val="en-US"/>
-        </w:rPr>
-        <w:t xml:space="preserve"> for 2</w:t>
-      </w:r>
-      <w:r>
-        <w:rPr>
-          <w:vertAlign w:val="superscript"/>
-          <w:lang w:val="en-US"/>
-        </w:rPr>
-        <w:t>nd</w:t>
-      </w:r>
-      <w:r>
-        <w:rPr>
-          <w:lang w:val="en-US"/>
-        </w:rPr>
-        <w:t xml:space="preserve"> entry(optional)</w:t>
-      </w:r>
-    </w:p>
-    <w:p>
-      <w:pPr>
-        <w:pStyle w:val="ListParagraph"/>
-        <w:numPr>
-          <w:ilvl w:val="0"/>
-          <w:numId w:val="16"/>
-        </w:numPr>
-        <w:rPr>
-          <w:lang w:val="en-US"/>
-        </w:rPr>
-      </w:pPr>
-      <w:r>
-        <w:rPr>
-          <w:lang w:val="en-US"/>
-        </w:rPr>
-        <w:t xml:space="preserve">total blocks at </w:t>
-      </w:r>
-      <w:r>
-        <w:rPr>
-          <w:lang w:val="en-US"/>
-        </w:rPr>
-        <w:t>C43</w:t>
-      </w:r>
-    </w:p>
-    <w:p>
-      <w:pPr>
-        <w:pStyle w:val="ListParagraph"/>
-        <w:numPr>
-          <w:ilvl w:val="0"/>
-          <w:numId w:val="16"/>
-        </w:numPr>
-        <w:rPr>
-          <w:lang w:val="en-US"/>
-        </w:rPr>
-      </w:pPr>
-      <w:r>
-        <w:rPr>
-          <w:lang w:val="en-US"/>
-        </w:rPr>
-        <w:t>Driver name at C</w:t>
-      </w:r>
-      <w:r>
-        <w:rPr>
-          <w:lang w:val="en-US"/>
-        </w:rPr>
-        <w:t>31</w:t>
-      </w:r>
-    </w:p>
-    <w:p>
-      <w:pPr>
-        <w:pStyle w:val="ListParagraph"/>
-        <w:numPr>
-          <w:ilvl w:val="0"/>
-          <w:numId w:val="16"/>
-        </w:numPr>
-        <w:rPr>
-          <w:lang w:val="en-US"/>
-        </w:rPr>
-      </w:pPr>
-      <w:r>
-        <w:rPr>
-          <w:lang w:val="en-US"/>
-        </w:rPr>
-        <w:t>Helper 1 at J</w:t>
-      </w:r>
-      <w:r>
-        <w:rPr>
-          <w:lang w:val="en-US"/>
-        </w:rPr>
-        <w:t>31</w:t>
-      </w:r>
-    </w:p>
-    <w:p>
-      <w:pPr>
-        <w:pStyle w:val="ListParagraph"/>
-        <w:numPr>
-          <w:ilvl w:val="0"/>
-          <w:numId w:val="16"/>
-        </w:numPr>
-        <w:rPr>
-          <w:lang w:val="en-US"/>
-        </w:rPr>
-      </w:pPr>
-      <w:r>
-        <w:rPr>
-          <w:lang w:val="en-US"/>
-        </w:rPr>
-        <w:t>Helper 2 at K</w:t>
-      </w:r>
-      <w:r>
-        <w:rPr>
-          <w:lang w:val="en-US"/>
-        </w:rPr>
-        <w:t>31</w:t>
-      </w:r>
-    </w:p>
-    <w:p>
-      <w:pPr>
-        <w:rPr>
-          <w:lang w:val="en-US"/>
-        </w:rPr>
-      </w:pPr>
-    </w:p>
-    <w:p>
-      <w:pPr>
-        <w:rPr>
-          <w:lang w:val="en-US"/>
-        </w:rPr>
-      </w:pPr>
-      <w:r>
-        <w:rPr>
-          <w:lang w:val="en-US"/>
-        </w:rPr>
-        <w:t>After fill up both trips, ether</w:t>
-      </w:r>
-    </w:p>
-    <w:p>
-      <w:pPr>
-        <w:pStyle w:val="ListParagraph"/>
-        <w:numPr>
-          <w:ilvl w:val="0"/>
-          <w:numId w:val="19"/>
-        </w:numPr>
-        <w:rPr>
-          <w:lang w:val="en-US"/>
-        </w:rPr>
-      </w:pPr>
-      <w:r>
-        <w:rPr>
-          <w:lang w:val="en-US"/>
-        </w:rPr>
-        <w:t>We can prompt the user to print using its default printer (if possible)</w:t>
-      </w:r>
-    </w:p>
-    <w:p>
-      <w:pPr>
-        <w:pStyle w:val="ListParagraph"/>
-        <w:numPr>
-          <w:ilvl w:val="0"/>
-          <w:numId w:val="19"/>
-        </w:numPr>
-        <w:rPr>
-          <w:lang w:val="en-US"/>
-        </w:rPr>
-      </w:pPr>
-      <w:r>
-        <w:rPr>
-          <w:lang w:val="en-US"/>
-        </w:rPr>
-        <w:t>Save both data in WAYBILL RECORD.xlsx.</w:t>
-      </w:r>
-    </w:p>
-    <w:p>
-      <w:pPr>
-        <w:pStyle w:val="ListParagraph"/>
-        <w:numPr>
-          <w:ilvl w:val="0"/>
-          <w:numId w:val="19"/>
-        </w:numPr>
-        <w:rPr>
-          <w:lang w:val="en-US"/>
-        </w:rPr>
-      </w:pPr>
-      <w:r>
-        <w:rPr>
-          <w:lang w:val="en-US"/>
-        </w:rPr>
-        <w:t>Clear the entries.</w:t>
-      </w:r>
-    </w:p>
-    <w:p>
-      <w:pPr>
-        <w:rPr>
-          <w:lang w:val="en-US"/>
-        </w:rPr>
-      </w:pPr>
-      <w:r>
-        <w:rPr>
-          <w:lang w:val="en-US"/>
-        </w:rPr>
-        <w:t>I recommend:</w:t>
-      </w:r>
-    </w:p>
-    <w:p>
-      <w:pPr>
-        <w:pStyle w:val="ListParagraph"/>
-        <w:numPr>
-          <w:ilvl w:val="0"/>
-          <w:numId w:val="19"/>
-        </w:numPr>
-        <w:rPr>
-          <w:lang w:val="en-US"/>
-        </w:rPr>
-      </w:pPr>
-      <w:r>
-        <w:rPr>
-          <w:lang w:val="en-US"/>
-        </w:rPr>
-        <w:t>In GUI, make a 1 column table where we put the 1</w:t>
-      </w:r>
-      <w:r>
-        <w:rPr>
-          <w:vertAlign w:val="superscript"/>
-          <w:lang w:val="en-US"/>
-        </w:rPr>
-        <w:t>st</w:t>
-      </w:r>
-      <w:r>
-        <w:rPr>
-          <w:lang w:val="en-US"/>
-        </w:rPr>
-        <w:t xml:space="preserve"> trip data after ‘confirm’ so the GUI proceed the user to fill up 2</w:t>
-      </w:r>
-      <w:r>
-        <w:rPr>
-          <w:vertAlign w:val="superscript"/>
-          <w:lang w:val="en-US"/>
-        </w:rPr>
-        <w:t>nd</w:t>
-      </w:r>
-      <w:r>
-        <w:rPr>
-          <w:lang w:val="en-US"/>
-        </w:rPr>
-        <w:t xml:space="preserve"> trip data, so we can put all the data in the same time for faster response.</w:t>
-      </w:r>
-    </w:p>
-    <w:p>
-      <w:pPr>
-        <w:rPr>
-          <w:lang w:val="en-US"/>
-        </w:rPr>
-      </w:pPr>
-    </w:p>
-    <w:p>
-      <w:pPr>
-        <w:rPr>
-          <w:lang w:val="en-US"/>
-        </w:rPr>
-      </w:pPr>
-      <w:r>
-        <w:rPr>
-          <w:lang w:val="en-US"/>
-        </w:rPr>
-        <w:t xml:space="preserve">NOTE: Theres another </w:t>
-      </w:r>
-      <w:proofErr w:type="gramStart"/>
-      <w:r>
-        <w:rPr>
-          <w:lang w:val="en-US"/>
-        </w:rPr>
-        <w:t>excel</w:t>
-      </w:r>
-      <w:proofErr w:type="gramEnd"/>
-      <w:r>
-        <w:rPr>
-          <w:lang w:val="en-US"/>
-        </w:rPr>
-        <w:t xml:space="preserve"> coming right up after we successful the code.</w:t>
-      </w:r>
-    </w:p>
-    <w:p>
-      <w:pPr>
-        <w:rPr>
-          <w:lang w:val="en-US"/>
-        </w:rPr>
-      </w:pPr>
-    </w:p>
-    <w:p>
-      <w:pPr>
-        <w:rPr>
-          <w:lang w:val="en-US"/>
-        </w:rPr>
-      </w:pPr>
-    </w:p>
-    <w:p>
-      <w:pPr>
-        <w:rPr>
-          <w:lang w:val="en-US"/>
-        </w:rPr>
-      </w:pPr>
-    </w:p>
     <w:p>
       <w:r>
         <w:rPr>
           <w:b/>
           <w:bCs/>
         </w:rPr>
-        <w:lastRenderedPageBreak/>
-        <w:t>High-level plan:</w:t>
+        <w:t>What I need to clarify before building the UI flow:</w:t>
       </w:r>
     </w:p>
     <w:p>
       <w:pPr>
         <w:numPr>
           <w:ilvl w:val="0"/>
-          <w:numId w:val="20"/>
+          <w:numId w:val="23"/>
         </w:numPr>
       </w:pPr>
       <w:r>
@@ -1187,17 +23,52 @@
           <w:b/>
           <w:bCs/>
         </w:rPr>
-        <w:t>Add "Trip ticket no." field</w:t>
+        <w:t>Trip-to-SOA allocation</w:t>
       </w:r>
       <w:r>
-        <w:t> to the GUI input form (between existing fields or after Seal no.).</w:t>
+        <w:t>: When you fill a trip in print_1st2ndtrip.xlsx, should the app automatically:</w:t>
       </w:r>
     </w:p>
     <w:p>
       <w:pPr>
         <w:numPr>
+          <w:ilvl w:val="1"/>
+          <w:numId w:val="23"/>
+        </w:numPr>
+      </w:pPr>
+      <w:r>
+        <w:t>Allocate that trip to the current SOA (using </w:t>
+      </w:r>
+      <w:proofErr w:type="spellStart"/>
+      <w:r>
+        <w:t>allocate_trip_to_</w:t>
+      </w:r>
+      <w:proofErr w:type="gramStart"/>
+      <w:r>
+        <w:t>soa</w:t>
+      </w:r>
+      <w:proofErr w:type="spellEnd"/>
+      <w:r>
+        <w:t>(</w:t>
+      </w:r>
+      <w:proofErr w:type="gramEnd"/>
+      <w:r>
+        <w:t>))?</w:t>
+      </w:r>
+    </w:p>
+    <w:p>
+      <w:pPr>
+        <w:ind w:left="1440"/>
+      </w:pPr>
+      <w:r>
+        <w:t>Yes</w:t>
+      </w:r>
+    </w:p>
+    <w:p>
+      <w:pPr>
+        <w:numPr>
           <w:ilvl w:val="0"/>
-          <w:numId w:val="20"/>
+          <w:numId w:val="23"/>
         </w:numPr>
       </w:pPr>
       <w:r>
@@ -1205,88 +76,82 @@
           <w:b/>
           <w:bCs/>
         </w:rPr>
-        <w:t>Workflow:</w:t>
+        <w:t>SOA data storage</w:t>
+      </w:r>
+      <w:r>
+        <w:t>: Currently </w:t>
+      </w:r>
+      <w:proofErr w:type="spellStart"/>
+      <w:r>
+        <w:fldChar w:fldCharType="begin"/>
+      </w:r>
+      <w:r>
+        <w:instrText>HYPERLINK "vscode-file://vscode-app/c:/Users/Marlou/AppData/Local/Programs/Microsoft%20VS%20Code/resources/app/out/vs/code/electron-browser/workbench/workbench.html" \o ""</w:instrText>
+      </w:r>
+      <w:r>
+        <w:fldChar w:fldCharType="separate"/>
+      </w:r>
+      <w:r>
+        <w:rPr>
+          <w:rStyle w:val="Hyperlink"/>
+        </w:rPr>
+        <w:t>soa_records.json</w:t>
+      </w:r>
+      <w:proofErr w:type="spellEnd"/>
+      <w:r>
+        <w:fldChar w:fldCharType="end"/>
+      </w:r>
+      <w:r>
+        <w:t> only stores trip numbers. For the weekly SOA export to populate row 11 with date/plate/origin/ticket/blocks/waybill, I need to store more metadata. Should I:</w:t>
       </w:r>
     </w:p>
     <w:p>
       <w:pPr>
         <w:numPr>
           <w:ilvl w:val="1"/>
-          <w:numId w:val="20"/>
+          <w:numId w:val="23"/>
         </w:numPr>
       </w:pPr>
       <w:r>
-        <w:t xml:space="preserve">User fills 1st trip data (Waybill, Date, Plate no, Origin, Reference no, Seal no, Total </w:t>
+        <w:t>Extend </w:t>
       </w:r>
       <w:proofErr w:type="spellStart"/>
       <w:r>
-        <w:t>Blcks</w:t>
+        <w:fldChar w:fldCharType="begin"/>
+      </w:r>
+      <w:r>
+        <w:instrText>HYPERLINK "vscode-file://vscode-app/c:/Users/Marlou/AppData/Local/Programs/Microsoft%20VS%20Code/resources/app/out/vs/code/electron-browser/workbench/workbench.html" \o ""</w:instrText>
+      </w:r>
+      <w:r>
+        <w:fldChar w:fldCharType="separate"/>
+      </w:r>
+      <w:r>
+        <w:rPr>
+          <w:rStyle w:val="Hyperlink"/>
+        </w:rPr>
+        <w:t>soa_records.json</w:t>
       </w:r>
       <w:proofErr w:type="spellEnd"/>
       <w:r>
-        <w:t>, + new Trip ticket, + Driver/Helper).</w:t>
+        <w:fldChar w:fldCharType="end"/>
+      </w:r>
+      <w:r>
+        <w:t> to store full trip objects: {"trip": 1199, "date": "...", "plate": "...", "origin": "...", "ticket": "...", "blocks": 400, "waybill": 2380}?</w:t>
       </w:r>
     </w:p>
     <w:p>
       <w:pPr>
-        <w:numPr>
-          <w:ilvl w:val="1"/>
-          <w:numId w:val="20"/>
-        </w:numPr>
+        <w:ind w:left="1440"/>
       </w:pPr>
       <w:r>
-        <w:t>Click "Confirm 1st Trip" → data is stored, written to both Excel files, displayed in a summary table.</w:t>
+        <w:t>that’s a good idea</w:t>
       </w:r>
     </w:p>
     <w:p>
       <w:pPr>
         <w:numPr>
-          <w:ilvl w:val="1"/>
-          <w:numId w:val="20"/>
-        </w:numPr>
-      </w:pPr>
-      <w:r>
-        <w:t>GUI clears inputs, prompts "Fill 2nd Trip".</w:t>
-      </w:r>
-    </w:p>
-    <w:p>
-      <w:pPr>
-        <w:numPr>
-          <w:ilvl w:val="1"/>
-          <w:numId w:val="20"/>
-        </w:numPr>
-      </w:pPr>
-      <w:r>
-        <w:t>User fills 2nd trip data.</w:t>
-      </w:r>
-    </w:p>
-    <w:p>
-      <w:pPr>
-        <w:numPr>
-          <w:ilvl w:val="1"/>
-          <w:numId w:val="20"/>
-        </w:numPr>
-      </w:pPr>
-      <w:r>
-        <w:t>Click "Confirm 2nd Trip" → data stored, written to both Excel files, displayed next to 1st trip in summary.</w:t>
-      </w:r>
-    </w:p>
-    <w:p>
-      <w:pPr>
-        <w:numPr>
-          <w:ilvl w:val="1"/>
-          <w:numId w:val="20"/>
-        </w:numPr>
-      </w:pPr>
-      <w:r>
-        <w:t>After both trips confirmed: show options (Print, Save, Clear).</w:t>
-      </w:r>
-    </w:p>
-    <w:p>
-      <w:pPr>
-        <w:numPr>
           <w:ilvl w:val="0"/>
-          <w:numId w:val="20"/>
+          <w:numId w:val="23"/>
         </w:numPr>
       </w:pPr>
       <w:r>
@@ -1294,390 +159,118 @@
           <w:b/>
           <w:bCs/>
         </w:rPr>
-        <w:t>Excel write operations:</w:t>
+        <w:t>UI flow</w:t>
+      </w:r>
+      <w:r>
+        <w:t>: Should I create a new "SOA Entry" panel in the GUI where you can:</w:t>
       </w:r>
     </w:p>
     <w:p>
       <w:pPr>
         <w:numPr>
           <w:ilvl w:val="1"/>
-          <w:numId w:val="20"/>
+          <w:numId w:val="23"/>
         </w:numPr>
       </w:pPr>
       <w:r>
-        <w:rPr>
-          <w:b/>
-          <w:bCs/>
-        </w:rPr>
-        <w:t>print_1st2ndtrip.xlsx</w:t>
-      </w:r>
-      <w:r>
-        <w:t> (1st trip cells):</w:t>
+        <w:t>Enter the raw document data once (trip ticket, date, plate, etc.)</w:t>
       </w:r>
     </w:p>
     <w:p>
       <w:pPr>
-        <w:numPr>
-          <w:ilvl w:val="2"/>
-          <w:numId w:val="20"/>
-        </w:numPr>
+        <w:ind w:left="1440"/>
       </w:pPr>
       <w:r>
-        <w:t>N2 ← waybill, M4 ← date, G5 ← plate, P1 ← origin, J11 ← trip ticket, D11 ← reference no, I12/J12 ← seal no, C17 ← total blocks, C5 ← driver, J5 ← helper1, K5 ← helper2</w:t>
+        <w:t>yes</w:t>
       </w:r>
     </w:p>
     <w:p>
       <w:pPr>
         <w:numPr>
           <w:ilvl w:val="1"/>
-          <w:numId w:val="20"/>
+          <w:numId w:val="23"/>
         </w:numPr>
       </w:pPr>
       <w:r>
-        <w:rPr>
-          <w:b/>
-          <w:bCs/>
-        </w:rPr>
-        <w:t>print_1st2ndtrip.xlsx</w:t>
-      </w:r>
-      <w:r>
-        <w:t> (2nd trip cells):</w:t>
+        <w:t>Click "Save to Trip 1" → writes to print_1st2ndtrip.xlsx + WAYBILL RECORD + allocates to current SOA</w:t>
       </w:r>
     </w:p>
     <w:p>
       <w:pPr>
-        <w:numPr>
-          <w:ilvl w:val="2"/>
-          <w:numId w:val="20"/>
-        </w:numPr>
+        <w:ind w:left="1440"/>
       </w:pPr>
       <w:r>
-        <w:t>N28 ← waybill, M30 ← date, G31 ← plate, P27 ← origin, J37 ← trip ticket, D37 ← reference no, I38/J38 ← seal no, C43 ← total blocks, C31 ← driver, J31 ← helper1, K31 ← helper2</w:t>
+        <w:t>yes</w:t>
       </w:r>
     </w:p>
     <w:p>
       <w:pPr>
         <w:numPr>
           <w:ilvl w:val="1"/>
-          <w:numId w:val="20"/>
+          <w:numId w:val="23"/>
         </w:numPr>
       </w:pPr>
       <w:r>
-        <w:rPr>
-          <w:b/>
-          <w:bCs/>
-        </w:rPr>
-        <w:t>WAYBILL RECORD.xlsx</w:t>
-      </w:r>
-      <w:r>
-        <w:t> (row matching current waybill):</w:t>
+        <w:t>Click "Save to Trip 2" → writes 2nd trip + allocates to SOA</w:t>
       </w:r>
     </w:p>
     <w:p>
       <w:pPr>
-        <w:numPr>
-          <w:ilvl w:val="2"/>
-          <w:numId w:val="20"/>
-        </w:numPr>
+        <w:ind w:left="1440"/>
       </w:pPr>
       <w:r>
-        <w:t>C ← "TRANSFER", D ← total blocks, E ← trip ticket, G ← date, I ← driver, J ← helper1, K ← helper2, L ← origin</w:t>
+        <w:t xml:space="preserve">Click "Save to Trip 2" → writes 2nd trip </w:t>
+      </w:r>
+      <w:r>
+        <w:t xml:space="preserve">+Waybill Record </w:t>
+      </w:r>
+      <w:r>
+        <w:t>+ allocates to SOA</w:t>
       </w:r>
     </w:p>
     <w:p>
       <w:pPr>
         <w:numPr>
-          <w:ilvl w:val="0"/>
-          <w:numId w:val="20"/>
+          <w:ilvl w:val="1"/>
+          <w:numId w:val="23"/>
         </w:numPr>
       </w:pPr>
       <w:r>
-        <w:rPr>
-          <w:b/>
-          <w:bCs/>
-        </w:rPr>
-        <w:t>Special handling:</w:t>
+        <w:t>After both trips → export PDFs + update SOA weekly file?</w:t>
       </w:r>
     </w:p>
     <w:p>
       <w:pPr>
-        <w:numPr>
-          <w:ilvl w:val="1"/>
-          <w:numId w:val="20"/>
-        </w:numPr>
+        <w:ind w:left="1440"/>
       </w:pPr>
       <w:r>
-        <w:rPr>
-          <w:b/>
-          <w:bCs/>
-        </w:rPr>
-        <w:t>Reference no.</w:t>
-      </w:r>
-      <w:r>
-        <w:t>: if &gt; 3 entries, format as V2354/V1234/LTF5644… (truncate + ellipsis).</w:t>
+        <w:t>Yes.</w:t>
       </w:r>
     </w:p>
     <w:p>
       <w:pPr>
-        <w:numPr>
-          <w:ilvl w:val="1"/>
-          <w:numId w:val="20"/>
-        </w:numPr>
-      </w:pPr>
+        <w:ind w:left="1440"/>
+      </w:pPr>
+    </w:p>
+    <w:p>
+      <w:pPr>
+        <w:ind w:left="1440"/>
+      </w:pPr>
+      <w:proofErr w:type="spellStart"/>
       <w:r>
-        <w:rPr>
-          <w:b/>
-          <w:bCs/>
-        </w:rPr>
-        <w:t>Seal no.</w:t>
+        <w:t>Im</w:t>
       </w:r>
+      <w:proofErr w:type="spellEnd"/>
       <w:r>
-        <w:t>: can be 1 or 2 entries, placed in I12/J12 (1st trip) or I38/J38 (2nd trip).</w:t>
+        <w:t xml:space="preserve"> thinking of, when running GUI_userinput.py start up, make a prompt to user where make a new SOA based on today date. If yes, continue, if no, shut down the app.</w:t>
       </w:r>
     </w:p>
     <w:p>
       <w:pPr>
-        <w:numPr>
-          <w:ilvl w:val="0"/>
-          <w:numId w:val="20"/>
-        </w:numPr>
-      </w:pPr>
-      <w:r>
-        <w:rPr>
-          <w:b/>
-          <w:bCs/>
-        </w:rPr>
-        <w:lastRenderedPageBreak/>
-        <w:t>Summary table</w:t>
-      </w:r>
-      <w:r>
-        <w:t> in GUI showing both trips side-by-side after collecting both.</w:t>
-      </w:r>
+        <w:ind w:left="720"/>
+      </w:pPr>
     </w:p>
-    <w:p>
-      <w:pPr>
-        <w:numPr>
-          <w:ilvl w:val="0"/>
-          <w:numId w:val="20"/>
-        </w:numPr>
-      </w:pPr>
-      <w:r>
-        <w:rPr>
-          <w:b/>
-          <w:bCs/>
-        </w:rPr>
-        <w:t>Post-submit options</w:t>
-      </w:r>
-      <w:r>
-        <w:t>:</w:t>
-      </w:r>
-    </w:p>
-    <w:p>
-      <w:pPr>
-        <w:numPr>
-          <w:ilvl w:val="1"/>
-          <w:numId w:val="20"/>
-        </w:numPr>
-      </w:pPr>
-      <w:r>
-        <w:t>Print to default printer (if possible).</w:t>
-      </w:r>
-    </w:p>
-    <w:p>
-      <w:pPr>
-        <w:numPr>
-          <w:ilvl w:val="1"/>
-          <w:numId w:val="20"/>
-        </w:numPr>
-      </w:pPr>
-      <w:r>
-        <w:t>Save to WAYBILL RECORD (already done incrementally).</w:t>
-      </w:r>
-    </w:p>
-    <w:p>
-      <w:pPr>
-        <w:numPr>
-          <w:ilvl w:val="1"/>
-          <w:numId w:val="20"/>
-        </w:numPr>
-      </w:pPr>
-      <w:r>
-        <w:t>Clear all entries.</w:t>
-      </w:r>
-    </w:p>
-    <w:p>
-      <w:r>
-        <w:pict w14:anchorId="77A8EC4D">
-          <v:rect id="_x0000_i1031" style="width:0;height:1.5pt" o:hralign="center" o:hrstd="t" o:hrnoshade="t" o:hr="t" fillcolor="#ccc" stroked="f"/>
-        </w:pict>
-      </w:r>
-    </w:p>
-    <w:p>
-      <w:r>
-        <w:rPr>
-          <w:b/>
-          <w:bCs/>
-        </w:rPr>
-        <w:t>Clarifications I need before coding:</w:t>
-      </w:r>
-    </w:p>
-    <w:p>
-      <w:pPr>
-        <w:numPr>
-          <w:ilvl w:val="0"/>
-          <w:numId w:val="21"/>
-        </w:numPr>
-      </w:pPr>
-      <w:r>
-        <w:t>✓ Understood: Reference no. handling (truncate + ellipsis if &gt; 3).</w:t>
-      </w:r>
-    </w:p>
-    <w:p>
-      <w:pPr>
-        <w:numPr>
-          <w:ilvl w:val="0"/>
-          <w:numId w:val="21"/>
-        </w:numPr>
-      </w:pPr>
-      <w:r>
-        <w:t>✓ Understood: Seal no. optional (can be 1 or 2).</w:t>
-      </w:r>
-    </w:p>
-    <w:p>
-      <w:pPr>
-        <w:numPr>
-          <w:ilvl w:val="0"/>
-          <w:numId w:val="21"/>
-        </w:numPr>
-      </w:pPr>
-      <w:r>
-        <w:rPr>
-          <w:b/>
-          <w:bCs/>
-        </w:rPr>
-        <w:t>Q1</w:t>
-      </w:r>
-      <w:r>
-        <w:t>: When you say "reference no. sometimes has multiple entries," are these entries comma-separated or line-separated in the input field, or should I let the user enter them one per line and I'll combine them?</w:t>
-      </w:r>
-    </w:p>
-    <w:p>
-      <w:pPr>
-        <w:pStyle w:val="ListParagraph"/>
-      </w:pPr>
-      <w:r>
-        <w:rPr>
-          <w:b/>
-          <w:bCs/>
-        </w:rPr>
-        <w:t>We can make up to 4 entry boxes</w:t>
-      </w:r>
-      <w:r>
-        <w:t>.</w:t>
-      </w:r>
-      <w:r>
-        <w:t xml:space="preserve"> Same as Seal no also make only 2</w:t>
-      </w:r>
-    </w:p>
-    <w:p>
-      <w:pPr>
-        <w:numPr>
-          <w:ilvl w:val="0"/>
-          <w:numId w:val="21"/>
-        </w:numPr>
-      </w:pPr>
-      <w:r>
-        <w:rPr>
-          <w:b/>
-          <w:bCs/>
-        </w:rPr>
-        <w:t>Q2</w:t>
-      </w:r>
-      <w:r>
-        <w:t>: Should "TRANSFER" in column C of WAYBILL RECORD be hardcoded, or is it context-dependent?</w:t>
-      </w:r>
-    </w:p>
-    <w:p>
-      <w:pPr>
-        <w:ind w:left="720"/>
-      </w:pPr>
-      <w:r>
-        <w:rPr>
-          <w:b/>
-          <w:bCs/>
-        </w:rPr>
-        <w:t>hardcoded</w:t>
-      </w:r>
-    </w:p>
-    <w:p>
-      <w:pPr>
-        <w:numPr>
-          <w:ilvl w:val="0"/>
-          <w:numId w:val="21"/>
-        </w:numPr>
-      </w:pPr>
-      <w:r>
-        <w:rPr>
-          <w:b/>
-          <w:bCs/>
-        </w:rPr>
-        <w:t>Q3</w:t>
-      </w:r>
-      <w:r>
-        <w:t>: After both trips are confirmed and displayed in the summary table, shall the button options be "Print", "Save", "Clear", or should I add more?</w:t>
-      </w:r>
-    </w:p>
-    <w:p>
-      <w:pPr>
-        <w:ind w:left="720"/>
-      </w:pPr>
-      <w:r>
-        <w:t>That’s enough</w:t>
-      </w:r>
-    </w:p>
-    <w:p>
-      <w:pPr>
-        <w:numPr>
-          <w:ilvl w:val="0"/>
-          <w:numId w:val="21"/>
-        </w:numPr>
-      </w:pPr>
-      <w:r>
-        <w:rPr>
-          <w:b/>
-          <w:bCs/>
-        </w:rPr>
-        <w:t>Q4</w:t>
-      </w:r>
-      <w:r>
-        <w:t>: For printing, do you have a default printer set up, or should I save to PDF as a fallback?</w:t>
-      </w:r>
-    </w:p>
-    <w:p>
-      <w:pPr>
-        <w:ind w:left="720"/>
-      </w:pPr>
-      <w:r>
-        <w:rPr>
-          <w:b/>
-          <w:bCs/>
-        </w:rPr>
-        <w:t>Great question</w:t>
-      </w:r>
-      <w:r>
-        <w:t>!</w:t>
-      </w:r>
-      <w:r>
-        <w:t xml:space="preserve"> That makes me get a good Idea. We save it as {(waybill1), (waybill2)}.pdf within A1:O52 as print area. Ex. 2417-2418.pdf. Ill use this as my own database.</w:t>
-      </w:r>
-    </w:p>
-    <w:p>
-      <w:pPr>
-        <w:rPr>
-          <w:lang w:val="en-US"/>
-        </w:rPr>
-      </w:pPr>
-    </w:p>
+    <w:p/>
     <w:sectPr>
       <w:pgSz w:w="12240" w:h="15840"/>
       <w:pgMar w:top="1440" w:right="1440" w:bottom="1440" w:left="1440" w:header="708" w:footer="708" w:gutter="0"/>
@@ -2547,6 +1140,95 @@
     </w:lvl>
   </w:abstractNum>
   <w:abstractNum w:abstractNumId="8" w15:restartNumberingAfterBreak="0">
+    <w:nsid w:val="313D3582"/>
+    <w:multiLevelType w:val="hybridMultilevel"/>
+    <w:tmpl w:val="B28659A2"/>
+    <w:lvl w:ilvl="0" w:tplc="3409000F">
+      <w:start w:val="1"/>
+      <w:numFmt w:val="decimal"/>
+      <w:lvlText w:val="%1."/>
+      <w:lvlJc w:val="left"/>
+      <w:pPr>
+        <w:ind w:left="720" w:hanging="360"/>
+      </w:pPr>
+      <w:rPr>
+        <w:rFonts w:hint="default"/>
+      </w:rPr>
+    </w:lvl>
+    <w:lvl w:ilvl="1" w:tplc="34090019" w:tentative="1">
+      <w:start w:val="1"/>
+      <w:numFmt w:val="lowerLetter"/>
+      <w:lvlText w:val="%2."/>
+      <w:lvlJc w:val="left"/>
+      <w:pPr>
+        <w:ind w:left="1440" w:hanging="360"/>
+      </w:pPr>
+    </w:lvl>
+    <w:lvl w:ilvl="2" w:tplc="3409001B" w:tentative="1">
+      <w:start w:val="1"/>
+      <w:numFmt w:val="lowerRoman"/>
+      <w:lvlText w:val="%3."/>
+      <w:lvlJc w:val="right"/>
+      <w:pPr>
+        <w:ind w:left="2160" w:hanging="180"/>
+      </w:pPr>
+    </w:lvl>
+    <w:lvl w:ilvl="3" w:tplc="3409000F" w:tentative="1">
+      <w:start w:val="1"/>
+      <w:numFmt w:val="decimal"/>
+      <w:lvlText w:val="%4."/>
+      <w:lvlJc w:val="left"/>
+      <w:pPr>
+        <w:ind w:left="2880" w:hanging="360"/>
+      </w:pPr>
+    </w:lvl>
+    <w:lvl w:ilvl="4" w:tplc="34090019" w:tentative="1">
+      <w:start w:val="1"/>
+      <w:numFmt w:val="lowerLetter"/>
+      <w:lvlText w:val="%5."/>
+      <w:lvlJc w:val="left"/>
+      <w:pPr>
+        <w:ind w:left="3600" w:hanging="360"/>
+      </w:pPr>
+    </w:lvl>
+    <w:lvl w:ilvl="5" w:tplc="3409001B" w:tentative="1">
+      <w:start w:val="1"/>
+      <w:numFmt w:val="lowerRoman"/>
+      <w:lvlText w:val="%6."/>
+      <w:lvlJc w:val="right"/>
+      <w:pPr>
+        <w:ind w:left="4320" w:hanging="180"/>
+      </w:pPr>
+    </w:lvl>
+    <w:lvl w:ilvl="6" w:tplc="3409000F" w:tentative="1">
+      <w:start w:val="1"/>
+      <w:numFmt w:val="decimal"/>
+      <w:lvlText w:val="%7."/>
+      <w:lvlJc w:val="left"/>
+      <w:pPr>
+        <w:ind w:left="5040" w:hanging="360"/>
+      </w:pPr>
+    </w:lvl>
+    <w:lvl w:ilvl="7" w:tplc="34090019" w:tentative="1">
+      <w:start w:val="1"/>
+      <w:numFmt w:val="lowerLetter"/>
+      <w:lvlText w:val="%8."/>
+      <w:lvlJc w:val="left"/>
+      <w:pPr>
+        <w:ind w:left="5760" w:hanging="360"/>
+      </w:pPr>
+    </w:lvl>
+    <w:lvl w:ilvl="8" w:tplc="3409001B" w:tentative="1">
+      <w:start w:val="1"/>
+      <w:numFmt w:val="lowerRoman"/>
+      <w:lvlText w:val="%9."/>
+      <w:lvlJc w:val="right"/>
+      <w:pPr>
+        <w:ind w:left="6480" w:hanging="180"/>
+      </w:pPr>
+    </w:lvl>
+  </w:abstractNum>
+  <w:abstractNum w:abstractNumId="9" w15:restartNumberingAfterBreak="0">
     <w:nsid w:val="34586470"/>
     <w:multiLevelType w:val="hybridMultilevel"/>
     <w:tmpl w:val="E4A0504A"/>
@@ -2632,7 +1314,7 @@
       </w:pPr>
     </w:lvl>
   </w:abstractNum>
-  <w:abstractNum w:abstractNumId="9" w15:restartNumberingAfterBreak="0">
+  <w:abstractNum w:abstractNumId="10" w15:restartNumberingAfterBreak="0">
     <w:nsid w:val="3B9C0F75"/>
     <w:multiLevelType w:val="hybridMultilevel"/>
     <w:tmpl w:val="A66C12E6"/>
@@ -2721,7 +1403,7 @@
       </w:pPr>
     </w:lvl>
   </w:abstractNum>
-  <w:abstractNum w:abstractNumId="10" w15:restartNumberingAfterBreak="0">
+  <w:abstractNum w:abstractNumId="11" w15:restartNumberingAfterBreak="0">
     <w:nsid w:val="3F4E6253"/>
     <w:multiLevelType w:val="hybridMultilevel"/>
     <w:tmpl w:val="C2C6D492"/>
@@ -2834,7 +1516,7 @@
       </w:rPr>
     </w:lvl>
   </w:abstractNum>
-  <w:abstractNum w:abstractNumId="11" w15:restartNumberingAfterBreak="0">
+  <w:abstractNum w:abstractNumId="12" w15:restartNumberingAfterBreak="0">
     <w:nsid w:val="43EA35A5"/>
     <w:multiLevelType w:val="hybridMultilevel"/>
     <w:tmpl w:val="F45AB778"/>
@@ -2923,7 +1605,7 @@
       </w:pPr>
     </w:lvl>
   </w:abstractNum>
-  <w:abstractNum w:abstractNumId="12" w15:restartNumberingAfterBreak="0">
+  <w:abstractNum w:abstractNumId="13" w15:restartNumberingAfterBreak="0">
     <w:nsid w:val="47F138E6"/>
     <w:multiLevelType w:val="multilevel"/>
     <w:tmpl w:val="0A8E40E2"/>
@@ -3044,7 +1726,7 @@
       </w:pPr>
     </w:lvl>
   </w:abstractNum>
-  <w:abstractNum w:abstractNumId="13" w15:restartNumberingAfterBreak="0">
+  <w:abstractNum w:abstractNumId="14" w15:restartNumberingAfterBreak="0">
     <w:nsid w:val="555F74FA"/>
     <w:multiLevelType w:val="hybridMultilevel"/>
     <w:tmpl w:val="D2D48C18"/>
@@ -3157,7 +1839,7 @@
       </w:rPr>
     </w:lvl>
   </w:abstractNum>
-  <w:abstractNum w:abstractNumId="14" w15:restartNumberingAfterBreak="0">
+  <w:abstractNum w:abstractNumId="15" w15:restartNumberingAfterBreak="0">
     <w:nsid w:val="56861A4F"/>
     <w:multiLevelType w:val="multilevel"/>
     <w:tmpl w:val="0784B018"/>
@@ -3297,7 +1979,7 @@
       </w:rPr>
     </w:lvl>
   </w:abstractNum>
-  <w:abstractNum w:abstractNumId="15" w15:restartNumberingAfterBreak="0">
+  <w:abstractNum w:abstractNumId="16" w15:restartNumberingAfterBreak="0">
     <w:nsid w:val="5A5F312B"/>
     <w:multiLevelType w:val="hybridMultilevel"/>
     <w:tmpl w:val="E700707A"/>
@@ -3409,7 +2091,7 @@
       </w:rPr>
     </w:lvl>
   </w:abstractNum>
-  <w:abstractNum w:abstractNumId="16" w15:restartNumberingAfterBreak="0">
+  <w:abstractNum w:abstractNumId="17" w15:restartNumberingAfterBreak="0">
     <w:nsid w:val="69151354"/>
     <w:multiLevelType w:val="hybridMultilevel"/>
     <w:tmpl w:val="FDD20640"/>
@@ -3522,7 +2204,7 @@
       </w:rPr>
     </w:lvl>
   </w:abstractNum>
-  <w:abstractNum w:abstractNumId="17" w15:restartNumberingAfterBreak="0">
+  <w:abstractNum w:abstractNumId="18" w15:restartNumberingAfterBreak="0">
     <w:nsid w:val="6E0B79F8"/>
     <w:multiLevelType w:val="hybridMultilevel"/>
     <w:tmpl w:val="C26647B6"/>
@@ -3635,7 +2317,124 @@
       </w:rPr>
     </w:lvl>
   </w:abstractNum>
-  <w:abstractNum w:abstractNumId="18" w15:restartNumberingAfterBreak="0">
+  <w:abstractNum w:abstractNumId="19" w15:restartNumberingAfterBreak="0">
+    <w:nsid w:val="73D45765"/>
+    <w:multiLevelType w:val="multilevel"/>
+    <w:tmpl w:val="E73EB97E"/>
+    <w:lvl w:ilvl="0">
+      <w:start w:val="1"/>
+      <w:numFmt w:val="decimal"/>
+      <w:lvlText w:val="%1."/>
+      <w:lvlJc w:val="left"/>
+      <w:pPr>
+        <w:tabs>
+          <w:tab w:val="num" w:pos="720"/>
+        </w:tabs>
+        <w:ind w:left="720" w:hanging="360"/>
+      </w:pPr>
+    </w:lvl>
+    <w:lvl w:ilvl="1">
+      <w:start w:val="1"/>
+      <w:numFmt w:val="bullet"/>
+      <w:lvlText w:val="o"/>
+      <w:lvlJc w:val="left"/>
+      <w:pPr>
+        <w:tabs>
+          <w:tab w:val="num" w:pos="1440"/>
+        </w:tabs>
+        <w:ind w:left="1440" w:hanging="360"/>
+      </w:pPr>
+      <w:rPr>
+        <w:rFonts w:ascii="Courier New" w:hAnsi="Courier New" w:hint="default"/>
+        <w:sz w:val="20"/>
+      </w:rPr>
+    </w:lvl>
+    <w:lvl w:ilvl="2" w:tentative="1">
+      <w:start w:val="1"/>
+      <w:numFmt w:val="decimal"/>
+      <w:lvlText w:val="%3."/>
+      <w:lvlJc w:val="left"/>
+      <w:pPr>
+        <w:tabs>
+          <w:tab w:val="num" w:pos="2160"/>
+        </w:tabs>
+        <w:ind w:left="2160" w:hanging="360"/>
+      </w:pPr>
+    </w:lvl>
+    <w:lvl w:ilvl="3" w:tentative="1">
+      <w:start w:val="1"/>
+      <w:numFmt w:val="decimal"/>
+      <w:lvlText w:val="%4."/>
+      <w:lvlJc w:val="left"/>
+      <w:pPr>
+        <w:tabs>
+          <w:tab w:val="num" w:pos="2880"/>
+        </w:tabs>
+        <w:ind w:left="2880" w:hanging="360"/>
+      </w:pPr>
+    </w:lvl>
+    <w:lvl w:ilvl="4" w:tentative="1">
+      <w:start w:val="1"/>
+      <w:numFmt w:val="decimal"/>
+      <w:lvlText w:val="%5."/>
+      <w:lvlJc w:val="left"/>
+      <w:pPr>
+        <w:tabs>
+          <w:tab w:val="num" w:pos="3600"/>
+        </w:tabs>
+        <w:ind w:left="3600" w:hanging="360"/>
+      </w:pPr>
+    </w:lvl>
+    <w:lvl w:ilvl="5" w:tentative="1">
+      <w:start w:val="1"/>
+      <w:numFmt w:val="decimal"/>
+      <w:lvlText w:val="%6."/>
+      <w:lvlJc w:val="left"/>
+      <w:pPr>
+        <w:tabs>
+          <w:tab w:val="num" w:pos="4320"/>
+        </w:tabs>
+        <w:ind w:left="4320" w:hanging="360"/>
+      </w:pPr>
+    </w:lvl>
+    <w:lvl w:ilvl="6" w:tentative="1">
+      <w:start w:val="1"/>
+      <w:numFmt w:val="decimal"/>
+      <w:lvlText w:val="%7."/>
+      <w:lvlJc w:val="left"/>
+      <w:pPr>
+        <w:tabs>
+          <w:tab w:val="num" w:pos="5040"/>
+        </w:tabs>
+        <w:ind w:left="5040" w:hanging="360"/>
+      </w:pPr>
+    </w:lvl>
+    <w:lvl w:ilvl="7" w:tentative="1">
+      <w:start w:val="1"/>
+      <w:numFmt w:val="decimal"/>
+      <w:lvlText w:val="%8."/>
+      <w:lvlJc w:val="left"/>
+      <w:pPr>
+        <w:tabs>
+          <w:tab w:val="num" w:pos="5760"/>
+        </w:tabs>
+        <w:ind w:left="5760" w:hanging="360"/>
+      </w:pPr>
+    </w:lvl>
+    <w:lvl w:ilvl="8" w:tentative="1">
+      <w:start w:val="1"/>
+      <w:numFmt w:val="decimal"/>
+      <w:lvlText w:val="%9."/>
+      <w:lvlJc w:val="left"/>
+      <w:pPr>
+        <w:tabs>
+          <w:tab w:val="num" w:pos="6480"/>
+        </w:tabs>
+        <w:ind w:left="6480" w:hanging="360"/>
+      </w:pPr>
+    </w:lvl>
+  </w:abstractNum>
+  <w:abstractNum w:abstractNumId="20" w15:restartNumberingAfterBreak="0">
     <w:nsid w:val="7D950045"/>
     <w:multiLevelType w:val="multilevel"/>
     <w:tmpl w:val="07BE5AAE"/>
@@ -3788,13 +2587,13 @@
     <w:abstractNumId w:val="5"/>
   </w:num>
   <w:num w:numId="2" w16cid:durableId="1346706710">
-    <w:abstractNumId w:val="11"/>
+    <w:abstractNumId w:val="12"/>
   </w:num>
   <w:num w:numId="3" w16cid:durableId="948706583">
     <w:abstractNumId w:val="6"/>
   </w:num>
   <w:num w:numId="4" w16cid:durableId="166091969">
-    <w:abstractNumId w:val="16"/>
+    <w:abstractNumId w:val="17"/>
   </w:num>
   <w:num w:numId="5" w16cid:durableId="797068542">
     <w:abstractNumId w:val="2"/>
@@ -3812,16 +2611,16 @@
     <w:abstractNumId w:val="4"/>
   </w:num>
   <w:num w:numId="10" w16cid:durableId="1257861478">
-    <w:abstractNumId w:val="8"/>
+    <w:abstractNumId w:val="9"/>
   </w:num>
   <w:num w:numId="11" w16cid:durableId="551772573">
-    <w:abstractNumId w:val="9"/>
+    <w:abstractNumId w:val="10"/>
   </w:num>
   <w:num w:numId="12" w16cid:durableId="23990043">
-    <w:abstractNumId w:val="14"/>
+    <w:abstractNumId w:val="15"/>
   </w:num>
   <w:num w:numId="13" w16cid:durableId="1907909380">
-    <w:abstractNumId w:val="14"/>
+    <w:abstractNumId w:val="15"/>
     <w:lvlOverride w:ilvl="1">
       <w:lvl w:ilvl="1">
         <w:numFmt w:val="bullet"/>
@@ -3841,7 +2640,7 @@
     </w:lvlOverride>
   </w:num>
   <w:num w:numId="14" w16cid:durableId="1348671974">
-    <w:abstractNumId w:val="14"/>
+    <w:abstractNumId w:val="15"/>
     <w:lvlOverride w:ilvl="1">
       <w:lvl w:ilvl="1">
         <w:numFmt w:val="bullet"/>
@@ -3861,25 +2660,31 @@
     </w:lvlOverride>
   </w:num>
   <w:num w:numId="15" w16cid:durableId="115875253">
-    <w:abstractNumId w:val="13"/>
+    <w:abstractNumId w:val="14"/>
   </w:num>
   <w:num w:numId="16" w16cid:durableId="137383447">
     <w:abstractNumId w:val="3"/>
   </w:num>
   <w:num w:numId="17" w16cid:durableId="1944453245">
-    <w:abstractNumId w:val="17"/>
+    <w:abstractNumId w:val="18"/>
   </w:num>
   <w:num w:numId="18" w16cid:durableId="1462263525">
-    <w:abstractNumId w:val="10"/>
+    <w:abstractNumId w:val="11"/>
   </w:num>
   <w:num w:numId="19" w16cid:durableId="53089749">
-    <w:abstractNumId w:val="15"/>
+    <w:abstractNumId w:val="16"/>
   </w:num>
   <w:num w:numId="20" w16cid:durableId="1282305794">
-    <w:abstractNumId w:val="12"/>
+    <w:abstractNumId w:val="13"/>
   </w:num>
   <w:num w:numId="21" w16cid:durableId="753359167">
-    <w:abstractNumId w:val="18"/>
+    <w:abstractNumId w:val="20"/>
+  </w:num>
+  <w:num w:numId="22" w16cid:durableId="773328718">
+    <w:abstractNumId w:val="8"/>
+  </w:num>
+  <w:num w:numId="23" w16cid:durableId="1151562077">
+    <w:abstractNumId w:val="19"/>
   </w:num>
 </w:numbering>
 </file>
